--- a/TAZA/_документы/Потребность в финансировании по месяцам.docx
+++ b/TAZA/_документы/Потребность в финансировании по месяцам.docx
@@ -3483,7 +3483,7 @@
                 <w:sz w:val="20"/>
                 <w:szCs w:val="20"/>
               </w:rPr>
-              <w:t>Разница с 250 млн ₸ (+ остаток / − не хватает)</w:t>
+              <w:t>Разница с 250 млн ₸ (+ остаток / − дефицит)</w:t>
             </w:r>
           </w:p>
         </w:tc>
@@ -3679,7 +3679,7 @@
         <w:t>1 417 814 ₸</w:t>
       </w:r>
       <w:r>
-        <w:t xml:space="preserve">. На январь 2027 года не хватает </w:t>
+        <w:t xml:space="preserve">. На январь 2027 года дефицит составляет </w:t>
       </w:r>
       <w:r>
         <w:rPr>
